--- a/outputs/Helm-Phase-0-Solution-2026-10-09.docx
+++ b/outputs/Helm-Phase-0-Solution-2026-10-09.docx
@@ -828,6 +828,59 @@
           <w:lang w:val="en"/>
         </w:rPr>
         <w:t xml:space="preserve">Privy runs login and wallets; PillarsHub stores the genealogy and calculates Commissions with its existing Unilevel plan; Onyx issues vault shares and runs deposit and redemption queues; Chatwoot handles conversations.</w:t>
+      </w:r>
+    </w:p>
+    <w:p>
+      <w:pPr>
+        <w:pStyle w:val="Compact"/>
+        <w:numPr>
+          <w:ilvl w:val="0"/>
+          <w:numId w:val="1002"/>
+        </w:numPr>
+      </w:pPr>
+      <w:r>
+        <w:rPr>
+          <w:b/>
+          <w:bCs/>
+          <w:lang w:val="en"/>
+        </w:rPr>
+        <w:t xml:space="preserve">MLM screens are reused, not rebuilt.</w:t>
+      </w:r>
+      <w:r>
+        <w:rPr>
+          <w:lang w:val="en"/>
+        </w:rPr>
+        <w:t xml:space="preserve"> </w:t>
+      </w:r>
+      <w:r>
+        <w:rPr>
+          <w:lang w:val="en"/>
+        </w:rPr>
+        <w:t xml:space="preserve">Genealogy browsing, Sponsor and placement edits, plan configuration, bonus review, period close and bonus release are done in the PillarsHub Portal. Builders get the essentials in Helm plus an</w:t>
+      </w:r>
+      <w:r>
+        <w:rPr>
+          <w:lang w:val="en"/>
+        </w:rPr>
+        <w:t xml:space="preserve"> </w:t>
+      </w:r>
+      <w:r>
+        <w:rPr>
+          <w:lang w:val="en"/>
+        </w:rPr>
+        <w:t xml:space="preserve">“Open full back office”</w:t>
+      </w:r>
+      <w:r>
+        <w:rPr>
+          <w:lang w:val="en"/>
+        </w:rPr>
+        <w:t xml:space="preserve"> </w:t>
+      </w:r>
+      <w:r>
+        <w:rPr>
+          <w:lang w:val="en"/>
+        </w:rPr>
+        <w:t xml:space="preserve">link into PillarsHub’s back office through single sign-on. Verified (SSO). Helm builds only what PillarsHub does not have.</w:t>
       </w:r>
     </w:p>
     <w:p>
@@ -1250,10 +1303,10 @@
         <w:tblLook w:firstRow="1" w:lastRow="0" w:firstColumn="0" w:lastColumn="0" w:noHBand="0" w:noVBand="0" w:val="0020"/>
       </w:tblPr>
       <w:tblGrid>
-        <w:gridCol w:w="1270"/>
-        <w:gridCol w:w="2486"/>
-        <w:gridCol w:w="2468"/>
-        <w:gridCol w:w="1694"/>
+        <w:gridCol w:w="1557"/>
+        <w:gridCol w:w="2411"/>
+        <w:gridCol w:w="2392"/>
+        <w:gridCol w:w="1557"/>
       </w:tblGrid>
       <w:tr>
         <w:trPr>
@@ -1727,35 +1780,93 @@
               <w:rPr>
                 <w:lang w:val="en"/>
               </w:rPr>
-              <w:t xml:space="preserve">Team view</w:t>
-            </w:r>
-          </w:p>
-        </w:tc>
-        <w:tc>
-          <w:tcPr/>
-          <w:p>
-            <w:pPr>
-              <w:pStyle w:val="Compact"/>
-            </w:pPr>
-            <w:r>
-              <w:rPr>
-                <w:lang w:val="en"/>
-              </w:rPr>
-              <w:t xml:space="preserve">PillarsHub tree and bonus data</w:t>
-            </w:r>
-          </w:p>
-        </w:tc>
-        <w:tc>
-          <w:tcPr/>
-          <w:p>
-            <w:pPr>
-              <w:pStyle w:val="Compact"/>
-            </w:pPr>
-            <w:r>
-              <w:rPr>
-                <w:lang w:val="en"/>
-              </w:rPr>
-              <w:t xml:space="preserve">Permission-filtered direct-team view in Helm</w:t>
+              <w:t xml:space="preserve">Team view and Builder back office</w:t>
+            </w:r>
+          </w:p>
+        </w:tc>
+        <w:tc>
+          <w:tcPr/>
+          <w:p>
+            <w:pPr>
+              <w:pStyle w:val="Compact"/>
+            </w:pPr>
+            <w:r>
+              <w:rPr>
+                <w:lang w:val="en"/>
+              </w:rPr>
+              <w:t xml:space="preserve">PillarsHub back office (tree, reports, bonus detail) through SSO</w:t>
+            </w:r>
+          </w:p>
+        </w:tc>
+        <w:tc>
+          <w:tcPr/>
+          <w:p>
+            <w:pPr>
+              <w:pStyle w:val="Compact"/>
+            </w:pPr>
+            <w:r>
+              <w:rPr>
+                <w:lang w:val="en"/>
+              </w:rPr>
+              <w:t xml:space="preserve">Essentials in Helm (referral link, team counts, earnings summary, payouts) and the SSO hand-off</w:t>
+            </w:r>
+          </w:p>
+        </w:tc>
+        <w:tc>
+          <w:tcPr/>
+          <w:p>
+            <w:pPr>
+              <w:pStyle w:val="Compact"/>
+            </w:pPr>
+            <w:r>
+              <w:rPr>
+                <w:lang w:val="en"/>
+              </w:rPr>
+              <w:t xml:space="preserve">Feasible</w:t>
+            </w:r>
+          </w:p>
+        </w:tc>
+      </w:tr>
+      <w:tr>
+        <w:tc>
+          <w:tcPr/>
+          <w:p>
+            <w:pPr>
+              <w:pStyle w:val="Compact"/>
+            </w:pPr>
+            <w:r>
+              <w:rPr>
+                <w:lang w:val="en"/>
+              </w:rPr>
+              <w:t xml:space="preserve">MLM administration</w:t>
+            </w:r>
+          </w:p>
+        </w:tc>
+        <w:tc>
+          <w:tcPr/>
+          <w:p>
+            <w:pPr>
+              <w:pStyle w:val="Compact"/>
+            </w:pPr>
+            <w:r>
+              <w:rPr>
+                <w:lang w:val="en"/>
+              </w:rPr>
+              <w:t xml:space="preserve">PillarsHub Portal (genealogy, placements, plan, bonuses, period close, release)</w:t>
+            </w:r>
+          </w:p>
+        </w:tc>
+        <w:tc>
+          <w:tcPr/>
+          <w:p>
+            <w:pPr>
+              <w:pStyle w:val="Compact"/>
+            </w:pPr>
+            <w:r>
+              <w:rPr>
+                <w:lang w:val="en"/>
+              </w:rPr>
+              <w:t xml:space="preserve">Deep links by Member ID; change detection and reconciliation</w:t>
             </w:r>
           </w:p>
         </w:tc>
@@ -2525,21 +2636,21 @@
               <w:rPr>
                 <w:lang w:val="en"/>
               </w:rPr>
-              <w:t xml:space="preserve">Direct-team view, referral link, earnings states and statements</w:t>
-            </w:r>
-          </w:p>
-        </w:tc>
-        <w:tc>
-          <w:tcPr/>
-          <w:p>
-            <w:pPr>
-              <w:pStyle w:val="Compact"/>
-            </w:pPr>
-            <w:r>
-              <w:rPr>
-                <w:lang w:val="en"/>
-              </w:rPr>
-              <w:t xml:space="preserve">Deep team analytics, leader contact tools, CRM</w:t>
+              <w:t xml:space="preserve">Referral link, team counts, earnings summary and payouts in Helm; full back office in PillarsHub via SSO</w:t>
+            </w:r>
+          </w:p>
+        </w:tc>
+        <w:tc>
+          <w:tcPr/>
+          <w:p>
+            <w:pPr>
+              <w:pStyle w:val="Compact"/>
+            </w:pPr>
+            <w:r>
+              <w:rPr>
+                <w:lang w:val="en"/>
+              </w:rPr>
+              <w:t xml:space="preserve">Custom Helm versions of PillarsHub screens; deep team analytics, leader contact tools, CRM</w:t>
             </w:r>
           </w:p>
         </w:tc>
@@ -4385,9 +4496,9 @@
         <w:tblLook w:firstRow="1" w:lastRow="0" w:firstColumn="0" w:lastColumn="0" w:noHBand="0" w:noVBand="0" w:val="0020"/>
       </w:tblPr>
       <w:tblGrid>
-        <w:gridCol w:w="657"/>
-        <w:gridCol w:w="4013"/>
-        <w:gridCol w:w="3248"/>
+        <w:gridCol w:w="649"/>
+        <w:gridCol w:w="4062"/>
+        <w:gridCol w:w="3207"/>
       </w:tblGrid>
       <w:tr>
         <w:trPr>
@@ -4475,7 +4586,7 @@
               <w:rPr>
                 <w:lang w:val="en"/>
               </w:rPr>
-              <w:t xml:space="preserve">Decisions D1–D12; vault strategy and Manager; MLA; alpha records; Commission basis drafting; counsel engaged</w:t>
+              <w:t xml:space="preserve">Decisions D1–D13; vault strategy and Manager; MLA; alpha records; Commission basis drafting; counsel engaged</w:t>
             </w:r>
           </w:p>
         </w:tc>
@@ -4549,7 +4660,7 @@
               <w:rPr>
                 <w:lang w:val="en"/>
               </w:rPr>
-              <w:t xml:space="preserve">Team view, statements, admin approvals, screening, support context; preregistration release candidate</w:t>
+              <w:t xml:space="preserve">Builder essentials and PillarsHub SSO, admin approvals, screening, support context; preregistration release candidate</w:t>
             </w:r>
           </w:p>
         </w:tc>
@@ -5423,10 +5534,10 @@
         <w:tblLook w:firstRow="1" w:lastRow="0" w:firstColumn="0" w:lastColumn="0" w:noHBand="0" w:noVBand="0" w:val="0020"/>
       </w:tblPr>
       <w:tblGrid>
-        <w:gridCol w:w="578"/>
-        <w:gridCol w:w="1614"/>
-        <w:gridCol w:w="3537"/>
-        <w:gridCol w:w="2188"/>
+        <w:gridCol w:w="565"/>
+        <w:gridCol w:w="1593"/>
+        <w:gridCol w:w="3500"/>
+        <w:gridCol w:w="2260"/>
       </w:tblGrid>
       <w:tr>
         <w:trPr>
@@ -6205,6 +6316,64 @@
                 <w:lang w:val="en"/>
               </w:rPr>
               <w:t xml:space="preserve">wording with the confirmed stack</w:t>
+            </w:r>
+          </w:p>
+        </w:tc>
+      </w:tr>
+      <w:tr>
+        <w:tc>
+          <w:tcPr/>
+          <w:p>
+            <w:pPr>
+              <w:pStyle w:val="Compact"/>
+            </w:pPr>
+            <w:r>
+              <w:rPr>
+                <w:lang w:val="en"/>
+              </w:rPr>
+              <w:t xml:space="preserve">D13</w:t>
+            </w:r>
+          </w:p>
+        </w:tc>
+        <w:tc>
+          <w:tcPr/>
+          <w:p>
+            <w:pPr>
+              <w:pStyle w:val="Compact"/>
+            </w:pPr>
+            <w:r>
+              <w:rPr>
+                <w:lang w:val="en"/>
+              </w:rPr>
+              <w:t xml:space="preserve">MLM admin and Builder back office</w:t>
+            </w:r>
+          </w:p>
+        </w:tc>
+        <w:tc>
+          <w:tcPr/>
+          <w:p>
+            <w:pPr>
+              <w:pStyle w:val="Compact"/>
+            </w:pPr>
+            <w:r>
+              <w:rPr>
+                <w:lang w:val="en"/>
+              </w:rPr>
+              <w:t xml:space="preserve">Use the PillarsHub Portal and back office (SSO) instead of building them in Helm; Helm shows essentials only</w:t>
+            </w:r>
+          </w:p>
+        </w:tc>
+        <w:tc>
+          <w:tcPr/>
+          <w:p>
+            <w:pPr>
+              <w:pStyle w:val="Compact"/>
+            </w:pPr>
+            <w:r>
+              <w:rPr>
+                <w:lang w:val="en"/>
+              </w:rPr>
+              <w:t xml:space="preserve">Saves weeks of UI work; needs PillarsHub’s Portal approvals and SSO token handling confirmed</w:t>
             </w:r>
           </w:p>
         </w:tc>
@@ -6325,10 +6494,10 @@
         <w:tblLook w:firstRow="1" w:lastRow="0" w:firstColumn="0" w:lastColumn="0" w:noHBand="0" w:noVBand="0" w:val="0020"/>
       </w:tblPr>
       <w:tblGrid>
-        <w:gridCol w:w="1639"/>
-        <w:gridCol w:w="1331"/>
-        <w:gridCol w:w="3901"/>
-        <w:gridCol w:w="1047"/>
+        <w:gridCol w:w="1610"/>
+        <w:gridCol w:w="1308"/>
+        <w:gridCol w:w="3972"/>
+        <w:gridCol w:w="1028"/>
       </w:tblGrid>
       <w:tr>
         <w:trPr>
@@ -7104,7 +7273,7 @@
               <w:rPr>
                 <w:lang w:val="en"/>
               </w:rPr>
-              <w:t xml:space="preserve">Referral link, permitted team data, earnings states, statements, dispute request; mobile web and release language</w:t>
+              <w:t xml:space="preserve">Essentials in Helm (referral link, team counts, earnings summary, payouts, dispute request); detailed statements and tree in PillarsHub’s back office via SSO; mobile web and release language (PillarsHub back-office mobile behaviour TBD)</w:t>
             </w:r>
           </w:p>
         </w:tc>
@@ -8339,9 +8508,9 @@
         <w:tblLook w:firstRow="1" w:lastRow="0" w:firstColumn="0" w:lastColumn="0" w:noHBand="0" w:noVBand="0" w:val="0020"/>
       </w:tblPr>
       <w:tblGrid>
-        <w:gridCol w:w="710"/>
-        <w:gridCol w:w="1724"/>
-        <w:gridCol w:w="5485"/>
+        <w:gridCol w:w="689"/>
+        <w:gridCol w:w="1674"/>
+        <w:gridCol w:w="5556"/>
       </w:tblGrid>
       <w:tr>
         <w:trPr>
@@ -9089,7 +9258,7 @@
               <w:rPr>
                 <w:lang w:val="en"/>
               </w:rPr>
-              <w:t xml:space="preserve">Builder sees referral link, direct team members and counts with freshness; cannot see another branch or anyone’s balances, positions, trades or support cases (TEAM-01, TEAM-02, BO-01)</w:t>
+              <w:t xml:space="preserve">Builder sees referral link and direct-team counts with freshness in Helm, and opens PillarsHub’s back office through SSO for the tree and reports; neither view exposes another branch or anyone’s balances, positions, trades or support cases (TEAM-01, TEAM-02, BO-01; PillarsHub visibility settings to confirm)</w:t>
             </w:r>
           </w:p>
         </w:tc>
@@ -9221,7 +9390,7 @@
               <w:rPr>
                 <w:lang w:val="en"/>
               </w:rPr>
-              <w:t xml:space="preserve">Builder sees calculated, pending, held, payable and paid amounts with reasons (COMP-03); period statement separates vault performance from referral earnings (AUD-03); a dispute request carries the earning ID (BO-02)</w:t>
+              <w:t xml:space="preserve">Builder sees an earnings summary and payouts in Helm, with detailed bonus statements in PillarsHub’s back office; states shown are calculated, pending, held, payable and paid with reasons (COMP-03); period statement separates vault performance from referral earnings (AUD-03); a dispute request carries the earning ID (BO-02)</w:t>
             </w:r>
           </w:p>
         </w:tc>
@@ -9495,9 +9664,9 @@
         <w:tblLook w:firstRow="1" w:lastRow="0" w:firstColumn="0" w:lastColumn="0" w:noHBand="0" w:noVBand="0" w:val="0020"/>
       </w:tblPr>
       <w:tblGrid>
-        <w:gridCol w:w="1686"/>
-        <w:gridCol w:w="3890"/>
-        <w:gridCol w:w="2342"/>
+        <w:gridCol w:w="1627"/>
+        <w:gridCol w:w="3961"/>
+        <w:gridCol w:w="2330"/>
       </w:tblGrid>
       <w:tr>
         <w:trPr>
@@ -9835,21 +10004,65 @@
               <w:rPr>
                 <w:lang w:val="en"/>
               </w:rPr>
-              <w:t xml:space="preserve">Exceptions, screening cases, allowlist status, Sponsor corrections, import exceptions, payout batch review and holds, all with maker-checker</w:t>
-            </w:r>
-          </w:p>
-        </w:tc>
-        <w:tc>
-          <w:tcPr/>
-          <w:p>
-            <w:pPr>
-              <w:pStyle w:val="Compact"/>
-            </w:pPr>
-            <w:r>
-              <w:rPr>
-                <w:lang w:val="en"/>
-              </w:rPr>
-              <w:t xml:space="preserve">Approval workflows (ADM-02) span several providers</w:t>
+              <w:t xml:space="preserve">Helm-owned data only: exceptions, screening cases, allowlist status, import exceptions, payout execution and holds, with maker-checker; deep links to the PillarsHub Portal for genealogy, plan, bonuses and release</w:t>
+            </w:r>
+          </w:p>
+        </w:tc>
+        <w:tc>
+          <w:tcPr/>
+          <w:p>
+            <w:pPr>
+              <w:pStyle w:val="Compact"/>
+            </w:pPr>
+            <w:r>
+              <w:rPr>
+                <w:lang w:val="en"/>
+              </w:rPr>
+              <w:t xml:space="preserve">PillarsHub Portal covers MLM administration; Helm covers identity, wallets and money movement</w:t>
+            </w:r>
+          </w:p>
+        </w:tc>
+      </w:tr>
+      <w:tr>
+        <w:tc>
+          <w:tcPr/>
+          <w:p>
+            <w:pPr>
+              <w:pStyle w:val="Compact"/>
+            </w:pPr>
+            <w:r>
+              <w:rPr>
+                <w:lang w:val="en"/>
+              </w:rPr>
+              <w:t xml:space="preserve">PillarsHub Portal and back office (reused)</w:t>
+            </w:r>
+          </w:p>
+        </w:tc>
+        <w:tc>
+          <w:tcPr/>
+          <w:p>
+            <w:pPr>
+              <w:pStyle w:val="Compact"/>
+            </w:pPr>
+            <w:r>
+              <w:rPr>
+                <w:lang w:val="en"/>
+              </w:rPr>
+              <w:t xml:space="preserve">Genealogy browsing, Sponsor and placement edits, plan, bonuses, period close, release, MLM reports; Builder back office through SSO</w:t>
+            </w:r>
+          </w:p>
+        </w:tc>
+        <w:tc>
+          <w:tcPr/>
+          <w:p>
+            <w:pPr>
+              <w:pStyle w:val="Compact"/>
+            </w:pPr>
+            <w:r>
+              <w:rPr>
+                <w:lang w:val="en"/>
+              </w:rPr>
+              <w:t xml:space="preserve">Not custom: reused to save build time</w:t>
             </w:r>
           </w:p>
         </w:tc>
@@ -13607,7 +13820,32 @@
         <w:rPr>
           <w:lang w:val="en"/>
         </w:rPr>
-        <w:t xml:space="preserve">never self-service in the Pilot. Admin-only, with reason, consent reference, second approval and audit entry, then a PillarsHub node or placement update and read-back. The governed placement window (preview, consent, deadline, notifications; GEN-04 to GEN-06) is enabled only after the policy is approved (decision D10). Customer movements stay disabled in the PillarsHub tree so the two systems cannot drift.</w:t>
+        <w:t xml:space="preserve">never self-service in the Pilot. Made by authorised admins in the PillarsHub Portal, with reason and consent reference recorded in a Helm case. Helm detects every change through</w:t>
+      </w:r>
+      <w:r>
+        <w:rPr>
+          <w:lang w:val="en"/>
+        </w:rPr>
+        <w:t xml:space="preserve"> </w:t>
+      </w:r>
+      <w:r>
+        <w:rPr>
+          <w:rStyle w:val="VerbatimChar"/>
+          <w:lang w:val="en"/>
+        </w:rPr>
+        <w:t xml:space="preserve">Node/Updated</w:t>
+      </w:r>
+      <w:r>
+        <w:rPr>
+          <w:lang w:val="en"/>
+        </w:rPr>
+        <w:t xml:space="preserve"> </w:t>
+      </w:r>
+      <w:r>
+        <w:rPr>
+          <w:lang w:val="en"/>
+        </w:rPr>
+        <w:t xml:space="preserve">webhooks and nightly reconciliation, and opens a case for any change without an approved request. Whether the Portal itself enforces a second approver and keeps an audit log is not verified; if it does not, the approval is recorded in Helm before the Portal edit (ADM-02). The governed placement window (preview, consent, deadline, notifications; GEN-04 to GEN-06) is enabled only after the policy is approved (decision D10). Customer movements stay disabled in the PillarsHub tree so the two systems cannot drift.</w:t>
       </w:r>
     </w:p>
     <w:p>
@@ -14055,9 +14293,9 @@
         <w:tblLook w:firstRow="1" w:lastRow="0" w:firstColumn="0" w:lastColumn="0" w:noHBand="0" w:noVBand="0" w:val="0020"/>
       </w:tblPr>
       <w:tblGrid>
-        <w:gridCol w:w="1009"/>
-        <w:gridCol w:w="5560"/>
-        <w:gridCol w:w="1349"/>
+        <w:gridCol w:w="999"/>
+        <w:gridCol w:w="5583"/>
+        <w:gridCol w:w="1336"/>
       </w:tblGrid>
       <w:tr>
         <w:trPr>
@@ -14225,7 +14463,7 @@
               <w:rPr>
                 <w:lang w:val="en"/>
               </w:rPr>
-              <w:t xml:space="preserve">Vault terms and disclosures; allowlist automation; team view and statements; Builder enrollment and terms; payout approvals, holds and reporting; alpha import rehearsal and reconciliation; support agent view, FAQs and runbooks; reconciliation jobs and alerts; country eligibility; production environments; load and recovery tests; security review fixes; operations rehearsal</w:t>
+              <w:t xml:space="preserve">Vault terms and disclosures; allowlist automation; Builder essentials and PillarsHub SSO hand-off; Builder enrollment and terms; payout approvals, holds and reporting; alpha import rehearsal and reconciliation; support agent view, FAQs and runbooks; reconciliation jobs and alerts; country eligibility; production environments; load and recovery tests; security review fixes; operations rehearsal</w:t>
             </w:r>
           </w:p>
         </w:tc>
@@ -14316,7 +14554,7 @@
         <w:rPr>
           <w:lang w:val="en"/>
         </w:rPr>
-        <w:t xml:space="preserve">Meeting decisions D1–D12.</w:t>
+        <w:t xml:space="preserve">Meeting decisions D1–D13.</w:t>
       </w:r>
     </w:p>
     <w:p>
@@ -14895,6 +15133,35 @@
           <w:lang w:val="en"/>
         </w:rPr>
         <w:t xml:space="preserve">Treat them as hints and re-fetch through the API. Verified.</w:t>
+      </w:r>
+    </w:p>
+    <w:p>
+      <w:pPr>
+        <w:pStyle w:val="Compact"/>
+        <w:numPr>
+          <w:ilvl w:val="0"/>
+          <w:numId w:val="1015"/>
+        </w:numPr>
+      </w:pPr>
+      <w:r>
+        <w:rPr>
+          <w:b/>
+          <w:bCs/>
+          <w:lang w:val="en"/>
+        </w:rPr>
+        <w:t xml:space="preserve">PillarsHub SSO.</w:t>
+      </w:r>
+      <w:r>
+        <w:rPr>
+          <w:lang w:val="en"/>
+        </w:rPr>
+        <w:t xml:space="preserve"> </w:t>
+      </w:r>
+      <w:r>
+        <w:rPr>
+          <w:lang w:val="en"/>
+        </w:rPr>
+        <w:t xml:space="preserve">Helm’s backend mints a PillarsHub user token and opens the back office with the token in the URL query string. Verified. Tokens in URLs can leak through browser history and logs; confirm token lifetime and single use with PillarsHub, and open the back office in a new tab without referrer headers.</w:t>
       </w:r>
     </w:p>
     <w:p>
@@ -19180,6 +19447,36 @@
           <w:lang w:val="en"/>
         </w:rPr>
         <w:t xml:space="preserve">Customer types or statuses for Customer versus Builder, and for preregistered people who must not earn.</w:t>
+      </w:r>
+    </w:p>
+    <w:p>
+      <w:pPr>
+        <w:pStyle w:val="Compact"/>
+        <w:numPr>
+          <w:ilvl w:val="0"/>
+          <w:numId w:val="1017"/>
+        </w:numPr>
+      </w:pPr>
+      <w:r>
+        <w:rPr>
+          <w:lang w:val="en"/>
+        </w:rPr>
+        <w:t xml:space="preserve">Does the Portal support role-based approvals (second approver) and an audit log for Sponsor and placement changes, bonus edits and releases?</w:t>
+      </w:r>
+    </w:p>
+    <w:p>
+      <w:pPr>
+        <w:pStyle w:val="Compact"/>
+        <w:numPr>
+          <w:ilvl w:val="0"/>
+          <w:numId w:val="1017"/>
+        </w:numPr>
+      </w:pPr>
+      <w:r>
+        <w:rPr>
+          <w:lang w:val="en"/>
+        </w:rPr>
+        <w:t xml:space="preserve">SSO user tokens: lifetime, single use, and whether a POST-based or short-lived exchange is available instead of a token in the URL. Can back-office visibility be limited so a Builder never sees another branch or balances, and how does the back office behave on mobile?</w:t>
       </w:r>
     </w:p>
     <w:p>
